--- a/docs/project/word/DEPLOYMENT.docx
+++ b/docs/project/word/DEPLOYMENT.docx
@@ -11,12 +11,146 @@
       </w:r>
     </w:p>
     <w:p>
-      <w:r>
-        <w:fldChar w:fldCharType="begin"/>
-        <w:instrText xml:space="preserve">TOC \o "1-3" \h \z \u</w:instrText>
-        <w:fldChar w:fldCharType="separate"/>
-        <w:t>Table of contents (right-click, Update Field)</w:t>
-        <w:fldChar w:fldCharType="end"/>
+      <w:pPr>
+        <w:spacing w:after="40"/>
+        <w:ind w:left="0"/>
+      </w:pPr>
+      <w:r>
+        <w:rPr>
+          <w:b/>
+          <w:sz w:val="21"/>
+        </w:rPr>
+        <w:t>Contents</w:t>
+      </w:r>
+    </w:p>
+    <w:p>
+      <w:pPr>
+        <w:spacing w:after="40"/>
+        <w:ind w:left="0"/>
+      </w:pPr>
+      <w:r>
+        <w:rPr>
+          <w:b/>
+          <w:sz w:val="21"/>
+        </w:rPr>
+        <w:t>Helm — Production Deployment Runbook</w:t>
+      </w:r>
+    </w:p>
+    <w:p>
+      <w:pPr>
+        <w:spacing w:after="40"/>
+        <w:ind w:left="397"/>
+      </w:pPr>
+      <w:r>
+        <w:rPr>
+          <w:b w:val="0"/>
+          <w:sz w:val="19"/>
+        </w:rPr>
+        <w:t>1. Environments at a glance</w:t>
+      </w:r>
+    </w:p>
+    <w:p>
+      <w:pPr>
+        <w:spacing w:after="40"/>
+        <w:ind w:left="397"/>
+      </w:pPr>
+      <w:r>
+        <w:rPr>
+          <w:b w:val="0"/>
+          <w:sz w:val="19"/>
+        </w:rPr>
+        <w:t>2. Release procedure (push)</w:t>
+      </w:r>
+    </w:p>
+    <w:p>
+      <w:pPr>
+        <w:spacing w:after="40"/>
+        <w:ind w:left="397"/>
+      </w:pPr>
+      <w:r>
+        <w:rPr>
+          <w:b w:val="0"/>
+          <w:sz w:val="19"/>
+        </w:rPr>
+        <w:t>3. Verify the deploy really landed</w:t>
+      </w:r>
+    </w:p>
+    <w:p>
+      <w:pPr>
+        <w:spacing w:after="40"/>
+        <w:ind w:left="397"/>
+      </w:pPr>
+      <w:r>
+        <w:rPr>
+          <w:b w:val="0"/>
+          <w:sz w:val="19"/>
+        </w:rPr>
+        <w:t>4. Database migrations</w:t>
+      </w:r>
+    </w:p>
+    <w:p>
+      <w:pPr>
+        <w:spacing w:after="40"/>
+        <w:ind w:left="397"/>
+      </w:pPr>
+      <w:r>
+        <w:rPr>
+          <w:b w:val="0"/>
+          <w:sz w:val="19"/>
+        </w:rPr>
+        <w:t>5. Edge functions</w:t>
+      </w:r>
+    </w:p>
+    <w:p>
+      <w:pPr>
+        <w:spacing w:after="40"/>
+        <w:ind w:left="397"/>
+      </w:pPr>
+      <w:r>
+        <w:rPr>
+          <w:b w:val="0"/>
+          <w:sz w:val="19"/>
+        </w:rPr>
+        <w:t>6. Environment variables and secrets (names only)</w:t>
+      </w:r>
+    </w:p>
+    <w:p>
+      <w:pPr>
+        <w:spacing w:after="40"/>
+        <w:ind w:left="397"/>
+      </w:pPr>
+      <w:r>
+        <w:rPr>
+          <w:b w:val="0"/>
+          <w:sz w:val="19"/>
+        </w:rPr>
+        <w:t>7. Domain, HTTPS, HSTS, CORS, redirects</w:t>
+      </w:r>
+    </w:p>
+    <w:p>
+      <w:pPr>
+        <w:spacing w:after="40"/>
+        <w:ind w:left="397"/>
+      </w:pPr>
+      <w:r>
+        <w:rPr>
+          <w:b w:val="0"/>
+          <w:sz w:val="19"/>
+        </w:rPr>
+        <w:t>8. Rollback</w:t>
+      </w:r>
+    </w:p>
+    <w:p>
+      <w:pPr>
+        <w:spacing w:after="40"/>
+        <w:ind w:left="397"/>
+      </w:pPr>
+      <w:r>
+        <w:rPr>
+          <w:b w:val="0"/>
+          <w:sz w:val="19"/>
+        </w:rPr>
+        <w:t>9. POST-LAUNCH OWNER CHECKLIST</w:t>
       </w:r>
     </w:p>
     <w:p>
